--- a/New folder/08-2025.docx
+++ b/New folder/08-2025.docx
@@ -182,6 +182,14 @@
           <w:sz w:val="28"/>
           <w:szCs w:val="28"/>
         </w:rPr>
+        <w:t>01</w:t>
+      </w:r>
+      <w:r>
+        <w:rPr>
+          <w:rFonts w:ascii="Simplified Arabic" w:hAnsi="Simplified Arabic" w:cs="Simplified Arabic"/>
+          <w:sz w:val="28"/>
+          <w:szCs w:val="28"/>
+        </w:rPr>
         <w:t xml:space="preserve"> </w:t>
       </w:r>
       <w:r>
@@ -199,7 +207,7 @@
           <w:sz w:val="28"/>
           <w:szCs w:val="28"/>
         </w:rPr>
-        <w:t xml:space="preserve"> </w:t>
+        <w:t>08</w:t>
       </w:r>
       <w:r>
         <w:rPr>
@@ -241,7 +249,7 @@
           <w:sz w:val="28"/>
           <w:szCs w:val="28"/>
         </w:rPr>
-        <w:t xml:space="preserve"> </w:t>
+        <w:t>31</w:t>
       </w:r>
       <w:r>
         <w:rPr>
@@ -258,7 +266,7 @@
           <w:sz w:val="28"/>
           <w:szCs w:val="28"/>
         </w:rPr>
-        <w:t xml:space="preserve"> </w:t>
+        <w:t>08</w:t>
       </w:r>
       <w:r>
         <w:rPr>
@@ -641,8 +649,6 @@
                 <w:rtl/>
               </w:rPr>
             </w:pPr>
-            <w:bookmarkStart w:id="0" w:name="_GoBack"/>
-            <w:bookmarkEnd w:id="0"/>
           </w:p>
         </w:tc>
         <w:tc>
@@ -1185,6 +1191,57 @@
                 <w:rtl/>
               </w:rPr>
             </w:pPr>
+            <w:r>
+              <w:rPr>
+                <w:rFonts w:ascii="Simplified Arabic" w:hAnsi="Simplified Arabic" w:cs="Simplified Arabic" w:hint="cs"/>
+                <w:sz w:val="28"/>
+                <w:szCs w:val="28"/>
+                <w:rtl/>
+              </w:rPr>
+              <w:t>14-08-2025</w:t>
+            </w:r>
+          </w:p>
+          <w:p>
+            <w:pPr>
+              <w:spacing w:after="0" w:line="240" w:lineRule="auto"/>
+              <w:jc w:val="center"/>
+              <w:rPr>
+                <w:rFonts w:ascii="Simplified Arabic" w:hAnsi="Simplified Arabic" w:cs="Simplified Arabic" w:hint="cs"/>
+                <w:sz w:val="28"/>
+                <w:szCs w:val="28"/>
+                <w:rtl/>
+              </w:rPr>
+            </w:pPr>
+            <w:r>
+              <w:rPr>
+                <w:rFonts w:ascii="Simplified Arabic" w:hAnsi="Simplified Arabic" w:cs="Simplified Arabic" w:hint="cs"/>
+                <w:sz w:val="28"/>
+                <w:szCs w:val="28"/>
+                <w:rtl/>
+              </w:rPr>
+              <w:t>27-08-2025</w:t>
+            </w:r>
+          </w:p>
+          <w:p>
+            <w:pPr>
+              <w:spacing w:after="0" w:line="240" w:lineRule="auto"/>
+              <w:jc w:val="center"/>
+              <w:rPr>
+                <w:rFonts w:ascii="Simplified Arabic" w:hAnsi="Simplified Arabic" w:cs="Simplified Arabic"/>
+                <w:sz w:val="28"/>
+                <w:szCs w:val="28"/>
+                <w:rtl/>
+              </w:rPr>
+            </w:pPr>
+            <w:r>
+              <w:rPr>
+                <w:rFonts w:ascii="Simplified Arabic" w:hAnsi="Simplified Arabic" w:cs="Simplified Arabic" w:hint="cs"/>
+                <w:sz w:val="28"/>
+                <w:szCs w:val="28"/>
+                <w:rtl/>
+              </w:rPr>
+              <w:t>28-08-2025</w:t>
+            </w:r>
           </w:p>
         </w:tc>
         <w:tc>
@@ -1236,12 +1293,63 @@
               <w:spacing w:after="0" w:line="240" w:lineRule="auto"/>
               <w:jc w:val="center"/>
               <w:rPr>
-                <w:rFonts w:ascii="Simplified Arabic" w:hAnsi="Simplified Arabic" w:cs="Simplified Arabic"/>
-                <w:sz w:val="28"/>
-                <w:szCs w:val="28"/>
-                <w:rtl/>
-              </w:rPr>
-            </w:pPr>
+                <w:rFonts w:ascii="Simplified Arabic" w:hAnsi="Simplified Arabic" w:cs="Simplified Arabic" w:hint="cs"/>
+                <w:sz w:val="28"/>
+                <w:szCs w:val="28"/>
+                <w:rtl/>
+              </w:rPr>
+            </w:pPr>
+            <w:r>
+              <w:rPr>
+                <w:rFonts w:ascii="Simplified Arabic" w:hAnsi="Simplified Arabic" w:cs="Simplified Arabic" w:hint="cs"/>
+                <w:sz w:val="28"/>
+                <w:szCs w:val="28"/>
+                <w:rtl/>
+              </w:rPr>
+              <w:t>1يوم اعتيادي</w:t>
+            </w:r>
+          </w:p>
+          <w:p>
+            <w:pPr>
+              <w:spacing w:after="0" w:line="240" w:lineRule="auto"/>
+              <w:jc w:val="center"/>
+              <w:rPr>
+                <w:rFonts w:ascii="Simplified Arabic" w:hAnsi="Simplified Arabic" w:cs="Simplified Arabic" w:hint="cs"/>
+                <w:sz w:val="28"/>
+                <w:szCs w:val="28"/>
+                <w:rtl/>
+              </w:rPr>
+            </w:pPr>
+            <w:r>
+              <w:rPr>
+                <w:rFonts w:ascii="Simplified Arabic" w:hAnsi="Simplified Arabic" w:cs="Simplified Arabic" w:hint="cs"/>
+                <w:sz w:val="28"/>
+                <w:szCs w:val="28"/>
+                <w:rtl/>
+              </w:rPr>
+              <w:t>الاجازة السنوية</w:t>
+            </w:r>
+          </w:p>
+          <w:p>
+            <w:pPr>
+              <w:spacing w:after="0" w:line="240" w:lineRule="auto"/>
+              <w:jc w:val="center"/>
+              <w:rPr>
+                <w:rFonts w:ascii="Simplified Arabic" w:hAnsi="Simplified Arabic" w:cs="Simplified Arabic"/>
+                <w:sz w:val="28"/>
+                <w:szCs w:val="28"/>
+                <w:rtl/>
+              </w:rPr>
+            </w:pPr>
+            <w:r>
+              <w:rPr>
+                <w:rFonts w:ascii="Simplified Arabic" w:hAnsi="Simplified Arabic" w:cs="Simplified Arabic" w:hint="cs"/>
+                <w:sz w:val="28"/>
+                <w:szCs w:val="28"/>
+                <w:rtl/>
+              </w:rPr>
+              <w:t>الاجازة السنوية</w:t>
+            </w:r>
           </w:p>
         </w:tc>
       </w:tr>
@@ -1393,6 +1501,146 @@
               <w:jc w:val="right"/>
               <w:rPr>
                 <w:rFonts w:hint="cs"/>
+                <w:b/>
+                <w:bCs/>
+                <w:sz w:val="24"/>
+                <w:szCs w:val="24"/>
+                <w:rtl/>
+                <w:lang w:bidi="ar-EG"/>
+              </w:rPr>
+            </w:pPr>
+            <w:r>
+              <w:rPr>
+                <w:rFonts w:hint="cs"/>
+                <w:b/>
+                <w:bCs/>
+                <w:sz w:val="24"/>
+                <w:szCs w:val="24"/>
+                <w:rtl/>
+                <w:lang w:bidi="ar-EG"/>
+              </w:rPr>
+              <w:t>كيرلس عاطف ثابت</w:t>
+            </w:r>
+          </w:p>
+        </w:tc>
+        <w:tc>
+          <w:tcPr>
+            <w:tcW w:w="1701" w:type="dxa"/>
+            <w:tcBorders>
+              <w:top w:val="single" w:sz="4" w:space="0" w:color="000000"/>
+              <w:bottom w:val="single" w:sz="4" w:space="0" w:color="auto"/>
+            </w:tcBorders>
+            <w:shd w:val="clear" w:color="auto" w:fill="auto"/>
+            <w:vAlign w:val="center"/>
+          </w:tcPr>
+          <w:p>
+            <w:pPr>
+              <w:spacing w:after="0" w:line="240" w:lineRule="auto"/>
+              <w:jc w:val="center"/>
+              <w:rPr>
+                <w:rFonts w:ascii="Simplified Arabic" w:hAnsi="Simplified Arabic" w:cs="Simplified Arabic" w:hint="cs"/>
+                <w:sz w:val="28"/>
+                <w:szCs w:val="28"/>
+                <w:rtl/>
+              </w:rPr>
+            </w:pPr>
+            <w:r>
+              <w:rPr>
+                <w:rFonts w:ascii="Simplified Arabic" w:hAnsi="Simplified Arabic" w:cs="Simplified Arabic" w:hint="cs"/>
+                <w:sz w:val="28"/>
+                <w:szCs w:val="28"/>
+                <w:rtl/>
+              </w:rPr>
+              <w:t>07-08-2025</w:t>
+            </w:r>
+          </w:p>
+        </w:tc>
+        <w:tc>
+          <w:tcPr>
+            <w:tcW w:w="1701" w:type="dxa"/>
+            <w:shd w:val="clear" w:color="auto" w:fill="auto"/>
+            <w:vAlign w:val="center"/>
+          </w:tcPr>
+          <w:p>
+            <w:pPr>
+              <w:spacing w:after="0" w:line="240" w:lineRule="auto"/>
+              <w:jc w:val="center"/>
+              <w:rPr>
+                <w:rFonts w:ascii="Simplified Arabic" w:hAnsi="Simplified Arabic" w:cs="Simplified Arabic"/>
+                <w:sz w:val="28"/>
+                <w:szCs w:val="28"/>
+                <w:rtl/>
+              </w:rPr>
+            </w:pPr>
+          </w:p>
+        </w:tc>
+        <w:tc>
+          <w:tcPr>
+            <w:tcW w:w="1417" w:type="dxa"/>
+            <w:shd w:val="clear" w:color="auto" w:fill="auto"/>
+            <w:vAlign w:val="center"/>
+          </w:tcPr>
+          <w:p>
+            <w:pPr>
+              <w:spacing w:after="0" w:line="240" w:lineRule="auto"/>
+              <w:jc w:val="center"/>
+              <w:rPr>
+                <w:rFonts w:ascii="Simplified Arabic" w:hAnsi="Simplified Arabic" w:cs="Simplified Arabic"/>
+                <w:sz w:val="28"/>
+                <w:szCs w:val="28"/>
+                <w:rtl/>
+              </w:rPr>
+            </w:pPr>
+          </w:p>
+        </w:tc>
+        <w:tc>
+          <w:tcPr>
+            <w:tcW w:w="1567" w:type="dxa"/>
+            <w:shd w:val="clear" w:color="auto" w:fill="auto"/>
+            <w:vAlign w:val="center"/>
+          </w:tcPr>
+          <w:p>
+            <w:pPr>
+              <w:spacing w:after="0" w:line="240" w:lineRule="auto"/>
+              <w:jc w:val="center"/>
+              <w:rPr>
+                <w:rFonts w:ascii="Simplified Arabic" w:hAnsi="Simplified Arabic" w:cs="Simplified Arabic"/>
+                <w:sz w:val="28"/>
+                <w:szCs w:val="28"/>
+                <w:rtl/>
+                <w:lang w:bidi="ar-EG"/>
+              </w:rPr>
+            </w:pPr>
+            <w:r>
+              <w:rPr>
+                <w:rFonts w:ascii="Simplified Arabic" w:hAnsi="Simplified Arabic" w:cs="Simplified Arabic" w:hint="cs"/>
+                <w:sz w:val="28"/>
+                <w:szCs w:val="28"/>
+                <w:rtl/>
+                <w:lang w:bidi="ar-EG"/>
+              </w:rPr>
+              <w:t>1يوم اعتيادي</w:t>
+            </w:r>
+          </w:p>
+        </w:tc>
+      </w:tr>
+      <w:tr>
+        <w:trPr>
+          <w:trHeight w:val="455"/>
+          <w:jc w:val="center"/>
+        </w:trPr>
+        <w:tc>
+          <w:tcPr>
+            <w:tcW w:w="3509" w:type="dxa"/>
+            <w:shd w:val="clear" w:color="auto" w:fill="auto"/>
+            <w:vAlign w:val="center"/>
+          </w:tcPr>
+          <w:p>
+            <w:pPr>
+              <w:bidi w:val="0"/>
+              <w:spacing w:after="0"/>
+              <w:jc w:val="right"/>
+              <w:rPr>
                 <w:b/>
                 <w:bCs/>
                 <w:sz w:val="24"/>
@@ -1838,6 +2086,35 @@
                 <w:rtl/>
               </w:rPr>
             </w:pPr>
+            <w:r>
+              <w:rPr>
+                <w:rFonts w:ascii="Simplified Arabic" w:hAnsi="Simplified Arabic" w:cs="Simplified Arabic"/>
+                <w:sz w:val="28"/>
+                <w:szCs w:val="28"/>
+              </w:rPr>
+              <w:t>2025-08-07</w:t>
+            </w:r>
+          </w:p>
+          <w:p>
+            <w:pPr>
+              <w:spacing w:after="0" w:line="240" w:lineRule="auto"/>
+              <w:jc w:val="center"/>
+              <w:rPr>
+                <w:rFonts w:ascii="Simplified Arabic" w:hAnsi="Simplified Arabic" w:cs="Simplified Arabic"/>
+                <w:sz w:val="28"/>
+                <w:szCs w:val="28"/>
+                <w:rtl/>
+              </w:rPr>
+            </w:pPr>
+            <w:r>
+              <w:rPr>
+                <w:rFonts w:ascii="Simplified Arabic" w:hAnsi="Simplified Arabic" w:cs="Simplified Arabic" w:hint="cs"/>
+                <w:sz w:val="28"/>
+                <w:szCs w:val="28"/>
+                <w:rtl/>
+              </w:rPr>
+              <w:t>2025-08-14</w:t>
+            </w:r>
           </w:p>
         </w:tc>
         <w:tc>
@@ -1849,14 +2126,46 @@
           <w:p>
             <w:pPr>
               <w:spacing w:after="0" w:line="240" w:lineRule="auto"/>
-              <w:jc w:val="center"/>
-              <w:rPr>
-                <w:rFonts w:ascii="Simplified Arabic" w:hAnsi="Simplified Arabic" w:cs="Simplified Arabic"/>
-                <w:sz w:val="28"/>
-                <w:szCs w:val="28"/>
-                <w:rtl/>
-              </w:rPr>
-            </w:pPr>
+              <w:rPr>
+                <w:rFonts w:ascii="Simplified Arabic" w:hAnsi="Simplified Arabic" w:cs="Simplified Arabic"/>
+                <w:sz w:val="28"/>
+                <w:szCs w:val="28"/>
+                <w:rtl/>
+                <w:lang w:bidi="ar-EG"/>
+              </w:rPr>
+            </w:pPr>
+            <w:r>
+              <w:rPr>
+                <w:rFonts w:ascii="Simplified Arabic" w:hAnsi="Simplified Arabic" w:cs="Simplified Arabic" w:hint="cs"/>
+                <w:sz w:val="28"/>
+                <w:szCs w:val="28"/>
+                <w:rtl/>
+                <w:lang w:bidi="ar-EG"/>
+              </w:rPr>
+              <w:t>من 8:30 الي 9:51</w:t>
+            </w:r>
+          </w:p>
+          <w:p>
+            <w:pPr>
+              <w:spacing w:after="0" w:line="240" w:lineRule="auto"/>
+              <w:rPr>
+                <w:rFonts w:ascii="Simplified Arabic" w:hAnsi="Simplified Arabic" w:cs="Simplified Arabic" w:hint="cs"/>
+                <w:sz w:val="28"/>
+                <w:szCs w:val="28"/>
+                <w:rtl/>
+                <w:lang w:bidi="ar-EG"/>
+              </w:rPr>
+            </w:pPr>
+            <w:r>
+              <w:rPr>
+                <w:rFonts w:ascii="Simplified Arabic" w:hAnsi="Simplified Arabic" w:cs="Simplified Arabic" w:hint="cs"/>
+                <w:sz w:val="28"/>
+                <w:szCs w:val="28"/>
+                <w:rtl/>
+                <w:lang w:bidi="ar-EG"/>
+              </w:rPr>
+              <w:t>خصم نصف يوم اغفال بصمة الانصراف</w:t>
+            </w:r>
           </w:p>
         </w:tc>
       </w:tr>
@@ -2199,6 +2508,100 @@
                 <w:rtl/>
               </w:rPr>
             </w:pPr>
+            <w:r>
+              <w:rPr>
+                <w:rFonts w:ascii="Simplified Arabic" w:hAnsi="Simplified Arabic" w:cs="Simplified Arabic" w:hint="cs"/>
+                <w:sz w:val="28"/>
+                <w:szCs w:val="28"/>
+                <w:rtl/>
+              </w:rPr>
+              <w:t>03-08-2025</w:t>
+            </w:r>
+          </w:p>
+          <w:p>
+            <w:pPr>
+              <w:spacing w:after="0" w:line="240" w:lineRule="auto"/>
+              <w:jc w:val="center"/>
+              <w:rPr>
+                <w:rFonts w:ascii="Simplified Arabic" w:hAnsi="Simplified Arabic" w:cs="Simplified Arabic"/>
+                <w:sz w:val="28"/>
+                <w:szCs w:val="28"/>
+                <w:rtl/>
+              </w:rPr>
+            </w:pPr>
+            <w:r>
+              <w:rPr>
+                <w:rFonts w:ascii="Simplified Arabic" w:hAnsi="Simplified Arabic" w:cs="Simplified Arabic" w:hint="cs"/>
+                <w:sz w:val="28"/>
+                <w:szCs w:val="28"/>
+                <w:rtl/>
+              </w:rPr>
+              <w:t>14-08-2025</w:t>
+            </w:r>
+          </w:p>
+          <w:p>
+            <w:pPr>
+              <w:spacing w:after="0" w:line="240" w:lineRule="auto"/>
+              <w:jc w:val="center"/>
+              <w:rPr>
+                <w:rFonts w:ascii="Simplified Arabic" w:hAnsi="Simplified Arabic" w:cs="Simplified Arabic"/>
+                <w:sz w:val="28"/>
+                <w:szCs w:val="28"/>
+                <w:rtl/>
+              </w:rPr>
+            </w:pPr>
+            <w:r>
+              <w:rPr>
+                <w:rFonts w:ascii="Simplified Arabic" w:hAnsi="Simplified Arabic" w:cs="Simplified Arabic" w:hint="cs"/>
+                <w:sz w:val="28"/>
+                <w:szCs w:val="28"/>
+                <w:rtl/>
+              </w:rPr>
+              <w:lastRenderedPageBreak/>
+              <w:t>18-08-2025</w:t>
+            </w:r>
+          </w:p>
+          <w:p>
+            <w:pPr>
+              <w:spacing w:after="0" w:line="240" w:lineRule="auto"/>
+              <w:jc w:val="center"/>
+              <w:rPr>
+                <w:rFonts w:ascii="Simplified Arabic" w:hAnsi="Simplified Arabic" w:cs="Simplified Arabic"/>
+                <w:sz w:val="28"/>
+                <w:szCs w:val="28"/>
+                <w:rtl/>
+              </w:rPr>
+            </w:pPr>
+            <w:r>
+              <w:rPr>
+                <w:rFonts w:ascii="Simplified Arabic" w:hAnsi="Simplified Arabic" w:cs="Simplified Arabic" w:hint="cs"/>
+                <w:sz w:val="28"/>
+                <w:szCs w:val="28"/>
+                <w:rtl/>
+              </w:rPr>
+              <w:t>20-08-2025</w:t>
+            </w:r>
+          </w:p>
+          <w:p>
+            <w:pPr>
+              <w:spacing w:after="0" w:line="240" w:lineRule="auto"/>
+              <w:jc w:val="center"/>
+              <w:rPr>
+                <w:rFonts w:ascii="Simplified Arabic" w:hAnsi="Simplified Arabic" w:cs="Simplified Arabic"/>
+                <w:sz w:val="28"/>
+                <w:szCs w:val="28"/>
+                <w:rtl/>
+              </w:rPr>
+            </w:pPr>
+            <w:r>
+              <w:rPr>
+                <w:rFonts w:ascii="Simplified Arabic" w:hAnsi="Simplified Arabic" w:cs="Simplified Arabic" w:hint="cs"/>
+                <w:sz w:val="28"/>
+                <w:szCs w:val="28"/>
+                <w:rtl/>
+              </w:rPr>
+              <w:t>28-08-2025</w:t>
+            </w:r>
           </w:p>
         </w:tc>
         <w:tc>
@@ -2218,6 +2621,103 @@
                 <w:rtl/>
               </w:rPr>
             </w:pPr>
+            <w:r>
+              <w:rPr>
+                <w:rFonts w:ascii="Simplified Arabic" w:hAnsi="Simplified Arabic" w:cs="Simplified Arabic" w:hint="cs"/>
+                <w:sz w:val="28"/>
+                <w:szCs w:val="28"/>
+                <w:rtl/>
+              </w:rPr>
+              <w:lastRenderedPageBreak/>
+              <w:t>من 10:00 الي 11:28</w:t>
+            </w:r>
+          </w:p>
+          <w:p>
+            <w:pPr>
+              <w:spacing w:after="0" w:line="240" w:lineRule="auto"/>
+              <w:jc w:val="center"/>
+              <w:rPr>
+                <w:rFonts w:ascii="Simplified Arabic" w:hAnsi="Simplified Arabic" w:cs="Simplified Arabic"/>
+                <w:sz w:val="28"/>
+                <w:szCs w:val="28"/>
+                <w:rtl/>
+              </w:rPr>
+            </w:pPr>
+            <w:r>
+              <w:rPr>
+                <w:rFonts w:ascii="Simplified Arabic" w:hAnsi="Simplified Arabic" w:cs="Simplified Arabic" w:hint="cs"/>
+                <w:sz w:val="28"/>
+                <w:szCs w:val="28"/>
+                <w:rtl/>
+              </w:rPr>
+              <w:t>خصم نصف يوم اغفال بصمة الحضور</w:t>
+            </w:r>
+          </w:p>
+          <w:p>
+            <w:pPr>
+              <w:spacing w:after="0" w:line="240" w:lineRule="auto"/>
+              <w:jc w:val="center"/>
+              <w:rPr>
+                <w:rFonts w:ascii="Simplified Arabic" w:hAnsi="Simplified Arabic" w:cs="Simplified Arabic"/>
+                <w:sz w:val="28"/>
+                <w:szCs w:val="28"/>
+                <w:rtl/>
+              </w:rPr>
+            </w:pPr>
+            <w:r>
+              <w:rPr>
+                <w:rFonts w:ascii="Simplified Arabic" w:hAnsi="Simplified Arabic" w:cs="Simplified Arabic" w:hint="cs"/>
+                <w:sz w:val="28"/>
+                <w:szCs w:val="28"/>
+                <w:rtl/>
+              </w:rPr>
+              <w:lastRenderedPageBreak/>
+              <w:t>خصم ربع يوم تأخير بصمة  الحضر(08:58)</w:t>
+            </w:r>
+          </w:p>
+          <w:p>
+            <w:pPr>
+              <w:spacing w:after="0" w:line="240" w:lineRule="auto"/>
+              <w:jc w:val="center"/>
+              <w:rPr>
+                <w:rFonts w:ascii="Simplified Arabic" w:hAnsi="Simplified Arabic" w:cs="Simplified Arabic"/>
+                <w:sz w:val="28"/>
+                <w:szCs w:val="28"/>
+                <w:rtl/>
+              </w:rPr>
+            </w:pPr>
+            <w:r>
+              <w:rPr>
+                <w:rFonts w:ascii="Simplified Arabic" w:hAnsi="Simplified Arabic" w:cs="Simplified Arabic" w:hint="cs"/>
+                <w:sz w:val="28"/>
+                <w:szCs w:val="28"/>
+                <w:rtl/>
+              </w:rPr>
+              <w:t>خصم نصف يوم اغفال بصمة الانصراف</w:t>
+            </w:r>
+          </w:p>
+          <w:p>
+            <w:pPr>
+              <w:spacing w:after="0" w:line="240" w:lineRule="auto"/>
+              <w:jc w:val="center"/>
+              <w:rPr>
+                <w:rFonts w:ascii="Simplified Arabic" w:hAnsi="Simplified Arabic" w:cs="Simplified Arabic"/>
+                <w:sz w:val="28"/>
+                <w:szCs w:val="28"/>
+                <w:rtl/>
+              </w:rPr>
+            </w:pPr>
+            <w:r>
+              <w:rPr>
+                <w:rFonts w:ascii="Simplified Arabic" w:hAnsi="Simplified Arabic" w:cs="Simplified Arabic" w:hint="cs"/>
+                <w:sz w:val="28"/>
+                <w:szCs w:val="28"/>
+                <w:rtl/>
+              </w:rPr>
+              <w:t>خصم نصف يوم اغفال بصمة الحضور</w:t>
+            </w:r>
+            <w:bookmarkStart w:id="0" w:name="_GoBack"/>
+            <w:bookmarkEnd w:id="0"/>
           </w:p>
         </w:tc>
       </w:tr>
@@ -2237,6 +2737,7 @@
               <w:spacing w:after="0"/>
               <w:jc w:val="right"/>
               <w:rPr>
+                <w:rFonts w:hint="cs"/>
                 <w:b/>
                 <w:bCs/>
                 <w:sz w:val="24"/>
@@ -2253,7 +2754,7 @@
                 <w:szCs w:val="24"/>
                 <w:rtl/>
               </w:rPr>
-              <w:t>اميل رفعت حبيب</w:t>
+              <w:t>مينا مخلف نسيم</w:t>
             </w:r>
           </w:p>
         </w:tc>
@@ -2274,6 +2775,183 @@
                 <w:rtl/>
               </w:rPr>
             </w:pPr>
+            <w:r>
+              <w:rPr>
+                <w:rFonts w:ascii="Simplified Arabic" w:hAnsi="Simplified Arabic" w:cs="Simplified Arabic" w:hint="cs"/>
+                <w:sz w:val="28"/>
+                <w:szCs w:val="28"/>
+                <w:rtl/>
+              </w:rPr>
+              <w:t>03-08-2025</w:t>
+            </w:r>
+          </w:p>
+          <w:p>
+            <w:pPr>
+              <w:spacing w:after="0" w:line="240" w:lineRule="auto"/>
+              <w:jc w:val="center"/>
+              <w:rPr>
+                <w:rFonts w:ascii="Simplified Arabic" w:hAnsi="Simplified Arabic" w:cs="Simplified Arabic"/>
+                <w:sz w:val="28"/>
+                <w:szCs w:val="28"/>
+                <w:rtl/>
+              </w:rPr>
+            </w:pPr>
+            <w:r>
+              <w:rPr>
+                <w:rFonts w:ascii="Simplified Arabic" w:hAnsi="Simplified Arabic" w:cs="Simplified Arabic" w:hint="cs"/>
+                <w:sz w:val="28"/>
+                <w:szCs w:val="28"/>
+                <w:rtl/>
+              </w:rPr>
+              <w:t>06-08-2025</w:t>
+            </w:r>
+          </w:p>
+          <w:p>
+            <w:pPr>
+              <w:spacing w:after="0" w:line="240" w:lineRule="auto"/>
+              <w:jc w:val="center"/>
+              <w:rPr>
+                <w:rFonts w:ascii="Simplified Arabic" w:hAnsi="Simplified Arabic" w:cs="Simplified Arabic"/>
+                <w:sz w:val="28"/>
+                <w:szCs w:val="28"/>
+                <w:rtl/>
+              </w:rPr>
+            </w:pPr>
+            <w:r>
+              <w:rPr>
+                <w:rFonts w:ascii="Simplified Arabic" w:hAnsi="Simplified Arabic" w:cs="Simplified Arabic" w:hint="cs"/>
+                <w:sz w:val="28"/>
+                <w:szCs w:val="28"/>
+                <w:rtl/>
+              </w:rPr>
+              <w:t>10-08-2025</w:t>
+            </w:r>
+          </w:p>
+          <w:p>
+            <w:pPr>
+              <w:spacing w:after="0" w:line="240" w:lineRule="auto"/>
+              <w:jc w:val="center"/>
+              <w:rPr>
+                <w:rFonts w:ascii="Simplified Arabic" w:hAnsi="Simplified Arabic" w:cs="Simplified Arabic"/>
+                <w:sz w:val="28"/>
+                <w:szCs w:val="28"/>
+                <w:rtl/>
+              </w:rPr>
+            </w:pPr>
+            <w:r>
+              <w:rPr>
+                <w:rFonts w:ascii="Simplified Arabic" w:hAnsi="Simplified Arabic" w:cs="Simplified Arabic" w:hint="cs"/>
+                <w:sz w:val="28"/>
+                <w:szCs w:val="28"/>
+                <w:rtl/>
+              </w:rPr>
+              <w:t>12-08-2025</w:t>
+            </w:r>
+          </w:p>
+          <w:p>
+            <w:pPr>
+              <w:spacing w:after="0" w:line="240" w:lineRule="auto"/>
+              <w:jc w:val="center"/>
+              <w:rPr>
+                <w:rFonts w:ascii="Simplified Arabic" w:hAnsi="Simplified Arabic" w:cs="Simplified Arabic"/>
+                <w:sz w:val="28"/>
+                <w:szCs w:val="28"/>
+                <w:rtl/>
+              </w:rPr>
+            </w:pPr>
+            <w:r>
+              <w:rPr>
+                <w:rFonts w:ascii="Simplified Arabic" w:hAnsi="Simplified Arabic" w:cs="Simplified Arabic" w:hint="cs"/>
+                <w:sz w:val="28"/>
+                <w:szCs w:val="28"/>
+                <w:rtl/>
+              </w:rPr>
+              <w:t>14-08-2025</w:t>
+            </w:r>
+          </w:p>
+          <w:p>
+            <w:pPr>
+              <w:spacing w:after="0" w:line="240" w:lineRule="auto"/>
+              <w:jc w:val="center"/>
+              <w:rPr>
+                <w:rFonts w:ascii="Simplified Arabic" w:hAnsi="Simplified Arabic" w:cs="Simplified Arabic"/>
+                <w:sz w:val="28"/>
+                <w:szCs w:val="28"/>
+                <w:rtl/>
+              </w:rPr>
+            </w:pPr>
+            <w:r>
+              <w:rPr>
+                <w:rFonts w:ascii="Simplified Arabic" w:hAnsi="Simplified Arabic" w:cs="Simplified Arabic" w:hint="cs"/>
+                <w:sz w:val="28"/>
+                <w:szCs w:val="28"/>
+                <w:rtl/>
+              </w:rPr>
+              <w:t>17-08-2025</w:t>
+            </w:r>
+          </w:p>
+          <w:p>
+            <w:pPr>
+              <w:spacing w:after="0" w:line="240" w:lineRule="auto"/>
+              <w:jc w:val="center"/>
+              <w:rPr>
+                <w:rFonts w:ascii="Simplified Arabic" w:hAnsi="Simplified Arabic" w:cs="Simplified Arabic"/>
+                <w:sz w:val="28"/>
+                <w:szCs w:val="28"/>
+                <w:rtl/>
+              </w:rPr>
+            </w:pPr>
+            <w:r>
+              <w:rPr>
+                <w:rFonts w:ascii="Simplified Arabic" w:hAnsi="Simplified Arabic" w:cs="Simplified Arabic" w:hint="cs"/>
+                <w:sz w:val="28"/>
+                <w:szCs w:val="28"/>
+                <w:rtl/>
+              </w:rPr>
+              <w:t>20-08-2025</w:t>
+            </w:r>
+          </w:p>
+          <w:p>
+            <w:pPr>
+              <w:spacing w:after="0" w:line="240" w:lineRule="auto"/>
+              <w:jc w:val="center"/>
+              <w:rPr>
+                <w:rFonts w:ascii="Simplified Arabic" w:hAnsi="Simplified Arabic" w:cs="Simplified Arabic"/>
+                <w:sz w:val="28"/>
+                <w:szCs w:val="28"/>
+                <w:rtl/>
+              </w:rPr>
+            </w:pPr>
+            <w:r>
+              <w:rPr>
+                <w:rFonts w:ascii="Simplified Arabic" w:hAnsi="Simplified Arabic" w:cs="Simplified Arabic" w:hint="cs"/>
+                <w:sz w:val="28"/>
+                <w:szCs w:val="28"/>
+                <w:rtl/>
+              </w:rPr>
+              <w:t>24-08-2025</w:t>
+            </w:r>
+          </w:p>
+          <w:p>
+            <w:pPr>
+              <w:spacing w:after="0" w:line="240" w:lineRule="auto"/>
+              <w:jc w:val="center"/>
+              <w:rPr>
+                <w:rFonts w:ascii="Simplified Arabic" w:hAnsi="Simplified Arabic" w:cs="Simplified Arabic"/>
+                <w:sz w:val="28"/>
+                <w:szCs w:val="28"/>
+                <w:rtl/>
+              </w:rPr>
+            </w:pPr>
+            <w:r>
+              <w:rPr>
+                <w:rFonts w:ascii="Simplified Arabic" w:hAnsi="Simplified Arabic" w:cs="Simplified Arabic" w:hint="cs"/>
+                <w:sz w:val="28"/>
+                <w:szCs w:val="28"/>
+                <w:rtl/>
+              </w:rPr>
+              <w:t>28-08-2025</w:t>
+            </w:r>
           </w:p>
         </w:tc>
         <w:tc>
@@ -2293,6 +2971,183 @@
                 <w:rtl/>
               </w:rPr>
             </w:pPr>
+            <w:r>
+              <w:rPr>
+                <w:rFonts w:ascii="Simplified Arabic" w:hAnsi="Simplified Arabic" w:cs="Simplified Arabic" w:hint="cs"/>
+                <w:sz w:val="28"/>
+                <w:szCs w:val="28"/>
+                <w:rtl/>
+              </w:rPr>
+              <w:t>خصم ربع يوم تأخير بصمة الحضور(10:07)</w:t>
+            </w:r>
+          </w:p>
+          <w:p>
+            <w:pPr>
+              <w:spacing w:after="0" w:line="240" w:lineRule="auto"/>
+              <w:jc w:val="center"/>
+              <w:rPr>
+                <w:rFonts w:ascii="Simplified Arabic" w:hAnsi="Simplified Arabic" w:cs="Simplified Arabic"/>
+                <w:sz w:val="28"/>
+                <w:szCs w:val="28"/>
+                <w:rtl/>
+              </w:rPr>
+            </w:pPr>
+            <w:r>
+              <w:rPr>
+                <w:rFonts w:ascii="Simplified Arabic" w:hAnsi="Simplified Arabic" w:cs="Simplified Arabic" w:hint="cs"/>
+                <w:sz w:val="28"/>
+                <w:szCs w:val="28"/>
+                <w:rtl/>
+              </w:rPr>
+              <w:t>خصم ربع يوم تأخير بصمة الحضور(08:50)</w:t>
+            </w:r>
+          </w:p>
+          <w:p>
+            <w:pPr>
+              <w:spacing w:after="0" w:line="240" w:lineRule="auto"/>
+              <w:jc w:val="center"/>
+              <w:rPr>
+                <w:rFonts w:ascii="Simplified Arabic" w:hAnsi="Simplified Arabic" w:cs="Simplified Arabic"/>
+                <w:sz w:val="28"/>
+                <w:szCs w:val="28"/>
+                <w:rtl/>
+              </w:rPr>
+            </w:pPr>
+            <w:r>
+              <w:rPr>
+                <w:rFonts w:ascii="Simplified Arabic" w:hAnsi="Simplified Arabic" w:cs="Simplified Arabic" w:hint="cs"/>
+                <w:sz w:val="28"/>
+                <w:szCs w:val="28"/>
+                <w:rtl/>
+              </w:rPr>
+              <w:t>من 10:00 الي 11:18</w:t>
+            </w:r>
+          </w:p>
+          <w:p>
+            <w:pPr>
+              <w:spacing w:after="0" w:line="240" w:lineRule="auto"/>
+              <w:jc w:val="center"/>
+              <w:rPr>
+                <w:rFonts w:ascii="Simplified Arabic" w:hAnsi="Simplified Arabic" w:cs="Simplified Arabic"/>
+                <w:sz w:val="28"/>
+                <w:szCs w:val="28"/>
+                <w:rtl/>
+              </w:rPr>
+            </w:pPr>
+            <w:r>
+              <w:rPr>
+                <w:rFonts w:ascii="Simplified Arabic" w:hAnsi="Simplified Arabic" w:cs="Simplified Arabic" w:hint="cs"/>
+                <w:sz w:val="28"/>
+                <w:szCs w:val="28"/>
+                <w:rtl/>
+              </w:rPr>
+              <w:t xml:space="preserve">من 8:30 الي 9:29 </w:t>
+            </w:r>
+          </w:p>
+          <w:p>
+            <w:pPr>
+              <w:spacing w:after="0" w:line="240" w:lineRule="auto"/>
+              <w:jc w:val="center"/>
+              <w:rPr>
+                <w:rFonts w:ascii="Simplified Arabic" w:hAnsi="Simplified Arabic" w:cs="Simplified Arabic"/>
+                <w:sz w:val="28"/>
+                <w:szCs w:val="28"/>
+                <w:rtl/>
+              </w:rPr>
+            </w:pPr>
+            <w:r>
+              <w:rPr>
+                <w:rFonts w:ascii="Simplified Arabic" w:hAnsi="Simplified Arabic" w:cs="Simplified Arabic" w:hint="cs"/>
+                <w:sz w:val="28"/>
+                <w:szCs w:val="28"/>
+                <w:rtl/>
+              </w:rPr>
+              <w:t>من 8:30 الي 9:00</w:t>
+            </w:r>
+          </w:p>
+          <w:p>
+            <w:pPr>
+              <w:spacing w:after="0" w:line="240" w:lineRule="auto"/>
+              <w:jc w:val="center"/>
+              <w:rPr>
+                <w:rFonts w:ascii="Simplified Arabic" w:hAnsi="Simplified Arabic" w:cs="Simplified Arabic"/>
+                <w:sz w:val="28"/>
+                <w:szCs w:val="28"/>
+                <w:rtl/>
+              </w:rPr>
+            </w:pPr>
+            <w:r>
+              <w:rPr>
+                <w:rFonts w:ascii="Simplified Arabic" w:hAnsi="Simplified Arabic" w:cs="Simplified Arabic" w:hint="cs"/>
+                <w:sz w:val="28"/>
+                <w:szCs w:val="28"/>
+                <w:rtl/>
+              </w:rPr>
+              <w:t>من 10:00 الي 10:53</w:t>
+            </w:r>
+          </w:p>
+          <w:p>
+            <w:pPr>
+              <w:spacing w:after="0" w:line="240" w:lineRule="auto"/>
+              <w:jc w:val="center"/>
+              <w:rPr>
+                <w:rFonts w:ascii="Simplified Arabic" w:hAnsi="Simplified Arabic" w:cs="Simplified Arabic"/>
+                <w:sz w:val="28"/>
+                <w:szCs w:val="28"/>
+                <w:rtl/>
+              </w:rPr>
+            </w:pPr>
+            <w:r>
+              <w:rPr>
+                <w:rFonts w:ascii="Simplified Arabic" w:hAnsi="Simplified Arabic" w:cs="Simplified Arabic" w:hint="cs"/>
+                <w:sz w:val="28"/>
+                <w:szCs w:val="28"/>
+                <w:rtl/>
+              </w:rPr>
+              <w:t>من 8:30 الي 10:12</w:t>
+            </w:r>
+          </w:p>
+          <w:p>
+            <w:pPr>
+              <w:spacing w:after="0" w:line="240" w:lineRule="auto"/>
+              <w:jc w:val="center"/>
+              <w:rPr>
+                <w:rFonts w:ascii="Simplified Arabic" w:hAnsi="Simplified Arabic" w:cs="Simplified Arabic"/>
+                <w:sz w:val="28"/>
+                <w:szCs w:val="28"/>
+                <w:rtl/>
+              </w:rPr>
+            </w:pPr>
+            <w:r>
+              <w:rPr>
+                <w:rFonts w:ascii="Simplified Arabic" w:hAnsi="Simplified Arabic" w:cs="Simplified Arabic" w:hint="cs"/>
+                <w:sz w:val="28"/>
+                <w:szCs w:val="28"/>
+                <w:rtl/>
+              </w:rPr>
+              <w:t>من 10:00 الي 10:43</w:t>
+            </w:r>
+          </w:p>
+          <w:p>
+            <w:pPr>
+              <w:spacing w:after="0" w:line="240" w:lineRule="auto"/>
+              <w:jc w:val="center"/>
+              <w:rPr>
+                <w:rFonts w:ascii="Simplified Arabic" w:hAnsi="Simplified Arabic" w:cs="Simplified Arabic"/>
+                <w:sz w:val="28"/>
+                <w:szCs w:val="28"/>
+                <w:rtl/>
+              </w:rPr>
+            </w:pPr>
+            <w:r>
+              <w:rPr>
+                <w:rFonts w:ascii="Simplified Arabic" w:hAnsi="Simplified Arabic" w:cs="Simplified Arabic" w:hint="cs"/>
+                <w:sz w:val="28"/>
+                <w:szCs w:val="28"/>
+                <w:rtl/>
+              </w:rPr>
+              <w:t>خصم نصف يو اغفال بصمة الحضور</w:t>
+            </w:r>
           </w:p>
         </w:tc>
       </w:tr>
@@ -2316,60 +3171,19 @@
                 <w:bCs/>
                 <w:sz w:val="24"/>
                 <w:szCs w:val="24"/>
-              </w:rPr>
-            </w:pPr>
-            <w:r>
-              <w:rPr>
-                <w:rFonts w:hint="eastAsia"/>
+                <w:rtl/>
+              </w:rPr>
+            </w:pPr>
+            <w:r>
+              <w:rPr>
+                <w:rFonts w:hint="cs"/>
                 <w:b/>
                 <w:bCs/>
                 <w:sz w:val="24"/>
                 <w:szCs w:val="24"/>
                 <w:rtl/>
               </w:rPr>
-              <w:t>كرم</w:t>
-            </w:r>
-            <w:r>
-              <w:rPr>
-                <w:b/>
-                <w:bCs/>
-                <w:sz w:val="24"/>
-                <w:szCs w:val="24"/>
-                <w:rtl/>
-              </w:rPr>
-              <w:t xml:space="preserve"> </w:t>
-            </w:r>
-            <w:r>
-              <w:rPr>
-                <w:rFonts w:hint="eastAsia"/>
-                <w:b/>
-                <w:bCs/>
-                <w:sz w:val="24"/>
-                <w:szCs w:val="24"/>
-                <w:rtl/>
-              </w:rPr>
-              <w:t>نعيم</w:t>
-            </w:r>
-            <w:r>
-              <w:rPr>
-                <w:b/>
-                <w:bCs/>
-                <w:sz w:val="24"/>
-                <w:szCs w:val="24"/>
-                <w:rtl/>
-              </w:rPr>
-              <w:t xml:space="preserve"> </w:t>
-            </w:r>
-            <w:r>
-              <w:rPr>
-                <w:rFonts w:hint="eastAsia"/>
-                <w:b/>
-                <w:bCs/>
-                <w:sz w:val="24"/>
-                <w:szCs w:val="24"/>
-                <w:rtl/>
-              </w:rPr>
-              <w:t>جورجيوس</w:t>
+              <w:t>اميل رفعت حبيب</w:t>
             </w:r>
           </w:p>
         </w:tc>
@@ -2381,9 +3195,6 @@
           </w:tcPr>
           <w:p>
             <w:pPr>
-              <w:tabs>
-                <w:tab w:val="left" w:pos="416"/>
-              </w:tabs>
               <w:spacing w:after="0" w:line="240" w:lineRule="auto"/>
               <w:jc w:val="center"/>
               <w:rPr>
@@ -2435,21 +3246,60 @@
                 <w:bCs/>
                 <w:sz w:val="24"/>
                 <w:szCs w:val="24"/>
-                <w:rtl/>
-                <w:lang w:bidi="ar-EG"/>
-              </w:rPr>
-            </w:pPr>
-            <w:r>
-              <w:rPr>
-                <w:rFonts w:hint="cs"/>
+              </w:rPr>
+            </w:pPr>
+            <w:r>
+              <w:rPr>
+                <w:rFonts w:hint="eastAsia"/>
                 <w:b/>
                 <w:bCs/>
                 <w:sz w:val="24"/>
                 <w:szCs w:val="24"/>
                 <w:rtl/>
-                <w:lang w:bidi="ar-EG"/>
-              </w:rPr>
-              <w:t>ابانوب عاطف سعدى</w:t>
+              </w:rPr>
+              <w:t>كرم</w:t>
+            </w:r>
+            <w:r>
+              <w:rPr>
+                <w:b/>
+                <w:bCs/>
+                <w:sz w:val="24"/>
+                <w:szCs w:val="24"/>
+                <w:rtl/>
+              </w:rPr>
+              <w:t xml:space="preserve"> </w:t>
+            </w:r>
+            <w:r>
+              <w:rPr>
+                <w:rFonts w:hint="eastAsia"/>
+                <w:b/>
+                <w:bCs/>
+                <w:sz w:val="24"/>
+                <w:szCs w:val="24"/>
+                <w:rtl/>
+              </w:rPr>
+              <w:t>نعيم</w:t>
+            </w:r>
+            <w:r>
+              <w:rPr>
+                <w:b/>
+                <w:bCs/>
+                <w:sz w:val="24"/>
+                <w:szCs w:val="24"/>
+                <w:rtl/>
+              </w:rPr>
+              <w:t xml:space="preserve"> </w:t>
+            </w:r>
+            <w:r>
+              <w:rPr>
+                <w:rFonts w:hint="eastAsia"/>
+                <w:b/>
+                <w:bCs/>
+                <w:sz w:val="24"/>
+                <w:szCs w:val="24"/>
+                <w:rtl/>
+              </w:rPr>
+              <w:t>جورجيوس</w:t>
             </w:r>
           </w:p>
         </w:tc>
@@ -2461,15 +3311,27 @@
           </w:tcPr>
           <w:p>
             <w:pPr>
-              <w:spacing w:after="0" w:line="240" w:lineRule="auto"/>
-              <w:jc w:val="center"/>
-              <w:rPr>
-                <w:rFonts w:ascii="Simplified Arabic" w:hAnsi="Simplified Arabic" w:cs="Simplified Arabic"/>
-                <w:sz w:val="28"/>
-                <w:szCs w:val="28"/>
-                <w:rtl/>
-              </w:rPr>
-            </w:pPr>
+              <w:tabs>
+                <w:tab w:val="left" w:pos="416"/>
+              </w:tabs>
+              <w:spacing w:after="0" w:line="240" w:lineRule="auto"/>
+              <w:jc w:val="center"/>
+              <w:rPr>
+                <w:rFonts w:ascii="Simplified Arabic" w:hAnsi="Simplified Arabic" w:cs="Simplified Arabic"/>
+                <w:sz w:val="28"/>
+                <w:szCs w:val="28"/>
+                <w:rtl/>
+              </w:rPr>
+            </w:pPr>
+            <w:r>
+              <w:rPr>
+                <w:rFonts w:ascii="Simplified Arabic" w:hAnsi="Simplified Arabic" w:cs="Simplified Arabic" w:hint="cs"/>
+                <w:sz w:val="28"/>
+                <w:szCs w:val="28"/>
+                <w:rtl/>
+              </w:rPr>
+              <w:t>06-08-2025</w:t>
+            </w:r>
           </w:p>
         </w:tc>
         <w:tc>
@@ -2489,6 +3351,15 @@
                 <w:rtl/>
               </w:rPr>
             </w:pPr>
+            <w:r>
+              <w:rPr>
+                <w:rFonts w:ascii="Simplified Arabic" w:hAnsi="Simplified Arabic" w:cs="Simplified Arabic" w:hint="cs"/>
+                <w:sz w:val="28"/>
+                <w:szCs w:val="28"/>
+                <w:rtl/>
+              </w:rPr>
+              <w:t>من 8:30 الي 10:19</w:t>
+            </w:r>
           </w:p>
         </w:tc>
       </w:tr>
@@ -2508,7 +3379,83 @@
               <w:spacing w:after="0"/>
               <w:jc w:val="right"/>
               <w:rPr>
+                <w:b/>
+                <w:bCs/>
+                <w:sz w:val="24"/>
+                <w:szCs w:val="24"/>
+                <w:rtl/>
+                <w:lang w:bidi="ar-EG"/>
+              </w:rPr>
+            </w:pPr>
+            <w:r>
+              <w:rPr>
                 <w:rFonts w:hint="cs"/>
+                <w:b/>
+                <w:bCs/>
+                <w:sz w:val="24"/>
+                <w:szCs w:val="24"/>
+                <w:rtl/>
+                <w:lang w:bidi="ar-EG"/>
+              </w:rPr>
+              <w:t>ابانوب عاطف سعدى</w:t>
+            </w:r>
+          </w:p>
+        </w:tc>
+        <w:tc>
+          <w:tcPr>
+            <w:tcW w:w="2552" w:type="dxa"/>
+            <w:shd w:val="clear" w:color="auto" w:fill="auto"/>
+            <w:vAlign w:val="center"/>
+          </w:tcPr>
+          <w:p>
+            <w:pPr>
+              <w:spacing w:after="0" w:line="240" w:lineRule="auto"/>
+              <w:jc w:val="center"/>
+              <w:rPr>
+                <w:rFonts w:ascii="Simplified Arabic" w:hAnsi="Simplified Arabic" w:cs="Simplified Arabic"/>
+                <w:sz w:val="28"/>
+                <w:szCs w:val="28"/>
+                <w:rtl/>
+              </w:rPr>
+            </w:pPr>
+          </w:p>
+        </w:tc>
+        <w:tc>
+          <w:tcPr>
+            <w:tcW w:w="4536" w:type="dxa"/>
+            <w:shd w:val="clear" w:color="auto" w:fill="auto"/>
+            <w:vAlign w:val="center"/>
+          </w:tcPr>
+          <w:p>
+            <w:pPr>
+              <w:spacing w:after="0" w:line="240" w:lineRule="auto"/>
+              <w:jc w:val="center"/>
+              <w:rPr>
+                <w:rFonts w:ascii="Simplified Arabic" w:hAnsi="Simplified Arabic" w:cs="Simplified Arabic"/>
+                <w:sz w:val="28"/>
+                <w:szCs w:val="28"/>
+                <w:rtl/>
+              </w:rPr>
+            </w:pPr>
+          </w:p>
+        </w:tc>
+      </w:tr>
+      <w:tr>
+        <w:trPr>
+          <w:jc w:val="center"/>
+        </w:trPr>
+        <w:tc>
+          <w:tcPr>
+            <w:tcW w:w="2829" w:type="dxa"/>
+            <w:shd w:val="clear" w:color="auto" w:fill="auto"/>
+            <w:vAlign w:val="center"/>
+          </w:tcPr>
+          <w:p>
+            <w:pPr>
+              <w:bidi w:val="0"/>
+              <w:spacing w:after="0"/>
+              <w:jc w:val="right"/>
+              <w:rPr>
                 <w:b/>
                 <w:bCs/>
                 <w:sz w:val="24"/>
@@ -2619,7 +3566,6 @@
           <w:szCs w:val="34"/>
           <w:rtl/>
         </w:rPr>
-        <w:lastRenderedPageBreak/>
         <w:t>ولسيادتكم جزيل الشكر ,,,</w:t>
       </w:r>
     </w:p>
@@ -5412,7 +6358,7 @@
 </file>
 
 <file path=customXml/itemProps1.xml><?xml version="1.0" encoding="utf-8"?>
-<ds:datastoreItem xmlns:ds="http://schemas.openxmlformats.org/officeDocument/2006/customXml" ds:itemID="{0A7843E8-E8E1-40C8-93EA-650FF1883FDF}">
+<ds:datastoreItem xmlns:ds="http://schemas.openxmlformats.org/officeDocument/2006/customXml" ds:itemID="{047FE17D-C9C0-40FA-90EC-B4B1EC2A1D22}">
   <ds:schemaRefs>
     <ds:schemaRef ds:uri="http://schemas.openxmlformats.org/officeDocument/2006/bibliography"/>
   </ds:schemaRefs>
